--- a/zht/docx/25.content.docx
+++ b/zht/docx/25.content.docx
@@ -19,7 +19,7 @@
         <w:rPr>
           <w:lang w:val="zh_TW" w:bidi="zh_TW"/>
         </w:rPr>
-        <w:t>Resource: 研讀筆記 - 書籍簡介 (Tyndale)</w:t>
+        <w:t>Resource: Tyndale Open Study Notes</w:t>
       </w:r>
       <w:r>
         <w:rPr>
@@ -112,7 +112,7 @@
         <w:rPr>
           <w:lang w:val="zh_TW" w:bidi="zh_TW"/>
         </w:rPr>
-        <w:t>研讀筆記 - 書籍簡介 (Tyndale)</w:t>
+        <w:t>Tyndale Open Study Notes</w:t>
       </w:r>
     </w:p>
     <w:p>

--- a/zht/docx/25.content.docx
+++ b/zht/docx/25.content.docx
@@ -19,7 +19,7 @@
         <w:rPr>
           <w:lang w:val="zh_TW" w:bidi="zh_TW"/>
         </w:rPr>
-        <w:t>Resource: Tyndale Open Study Notes</w:t>
+        <w:t>Resource: Aquifer Open Study Notes (Book Intros)</w:t>
       </w:r>
       <w:r>
         <w:rPr>
@@ -112,7 +112,7 @@
         <w:rPr>
           <w:lang w:val="zh_TW" w:bidi="zh_TW"/>
         </w:rPr>
-        <w:t>Tyndale Open Study Notes</w:t>
+        <w:t>Aquifer Open Study Notes (Book Intros)</w:t>
       </w:r>
     </w:p>
     <w:p>

--- a/zht/docx/25.content.docx
+++ b/zht/docx/25.content.docx
@@ -291,18 +291,12 @@
           <w:lang w:val="zh_TW" w:bidi="zh_TW"/>
         </w:rPr>
       </w:r>
-      <w:hyperlink r:id="rId13">
-        <w:r>
-          <w:rPr>
-            <w:lang w:val="zh_TW" w:bidi="zh_TW"/>
-          </w:rPr>
-          <w:rPr>
-            <w:color w:val="0000EE"/>
-            <w:u w:val="single"/>
-          </w:rPr>
-          <w:t>第一章</w:t>
-        </w:r>
-      </w:hyperlink>
+      <w:r>
+        <w:rPr>
+          <w:lang w:val="zh_TW" w:bidi="zh_TW"/>
+        </w:rPr>
+        <w:t>第一章</w:t>
+      </w:r>
       <w:r>
         <w:rPr>
           <w:lang w:val="zh_TW" w:bidi="zh_TW"/>
@@ -317,18 +311,12 @@
           <w:lang w:val="zh_TW" w:bidi="zh_TW"/>
         </w:rPr>
       </w:r>
-      <w:hyperlink r:id="rId14">
-        <w:r>
-          <w:rPr>
-            <w:lang w:val="zh_TW" w:bidi="zh_TW"/>
-          </w:rPr>
-          <w:rPr>
-            <w:color w:val="0000EE"/>
-            <w:u w:val="single"/>
-          </w:rPr>
-          <w:t>第二章</w:t>
-        </w:r>
-      </w:hyperlink>
+      <w:r>
+        <w:rPr>
+          <w:lang w:val="zh_TW" w:bidi="zh_TW"/>
+        </w:rPr>
+        <w:t>第二章</w:t>
+      </w:r>
       <w:r>
         <w:rPr>
           <w:lang w:val="zh_TW" w:bidi="zh_TW"/>
@@ -343,18 +331,12 @@
           <w:lang w:val="zh_TW" w:bidi="zh_TW"/>
         </w:rPr>
       </w:r>
-      <w:hyperlink r:id="rId15">
-        <w:r>
-          <w:rPr>
-            <w:lang w:val="zh_TW" w:bidi="zh_TW"/>
-          </w:rPr>
-          <w:rPr>
-            <w:color w:val="0000EE"/>
-            <w:u w:val="single"/>
-          </w:rPr>
-          <w:t>第三章</w:t>
-        </w:r>
-      </w:hyperlink>
+      <w:r>
+        <w:rPr>
+          <w:lang w:val="zh_TW" w:bidi="zh_TW"/>
+        </w:rPr>
+        <w:t>第三章</w:t>
+      </w:r>
       <w:r>
         <w:rPr>
           <w:lang w:val="zh_TW" w:bidi="zh_TW"/>
@@ -369,18 +351,12 @@
           <w:lang w:val="zh_TW" w:bidi="zh_TW"/>
         </w:rPr>
       </w:r>
-      <w:hyperlink r:id="rId16">
-        <w:r>
-          <w:rPr>
-            <w:lang w:val="zh_TW" w:bidi="zh_TW"/>
-          </w:rPr>
-          <w:rPr>
-            <w:color w:val="0000EE"/>
-            <w:u w:val="single"/>
-          </w:rPr>
-          <w:t>第4章</w:t>
-        </w:r>
-      </w:hyperlink>
+      <w:r>
+        <w:rPr>
+          <w:lang w:val="zh_TW" w:bidi="zh_TW"/>
+        </w:rPr>
+        <w:t>第4章</w:t>
+      </w:r>
       <w:r>
         <w:rPr>
           <w:lang w:val="zh_TW" w:bidi="zh_TW"/>
@@ -395,18 +371,12 @@
           <w:lang w:val="zh_TW" w:bidi="zh_TW"/>
         </w:rPr>
       </w:r>
-      <w:hyperlink r:id="rId17">
-        <w:r>
-          <w:rPr>
-            <w:lang w:val="zh_TW" w:bidi="zh_TW"/>
-          </w:rPr>
-          <w:rPr>
-            <w:color w:val="0000EE"/>
-            <w:u w:val="single"/>
-          </w:rPr>
-          <w:t>第5章</w:t>
-        </w:r>
-      </w:hyperlink>
+      <w:r>
+        <w:rPr>
+          <w:lang w:val="zh_TW" w:bidi="zh_TW"/>
+        </w:rPr>
+        <w:t>第5章</w:t>
+      </w:r>
       <w:r>
         <w:rPr>
           <w:lang w:val="zh_TW" w:bidi="zh_TW"/>
@@ -427,18 +397,12 @@
         </w:rPr>
         <w:t>這五首哀歌中的前四首，都是按希伯來文二十二個字母順序排列的離合詩，每一節的開頭都按照字母順序排列（這一特色在翻譯中難以呈現）。</w:t>
       </w:r>
-      <w:hyperlink r:id="rId17">
-        <w:r>
-          <w:rPr>
-            <w:lang w:val="zh_TW" w:bidi="zh_TW"/>
-          </w:rPr>
-          <w:rPr>
-            <w:color w:val="0000EE"/>
-            <w:u w:val="single"/>
-          </w:rPr>
-          <w:t>第五章</w:t>
-        </w:r>
-      </w:hyperlink>
+      <w:r>
+        <w:rPr>
+          <w:lang w:val="zh_TW" w:bidi="zh_TW"/>
+        </w:rPr>
+        <w:t>第五章</w:t>
+      </w:r>
       <w:r>
         <w:rPr>
           <w:lang w:val="zh_TW" w:bidi="zh_TW"/>
@@ -470,18 +434,12 @@
         </w:rPr>
         <w:t>耶利米哀歌並未明確指出其作者。詩歌的背景設定在公元前586年耶路撒冷淪陷前後的時期。耶利米當時身處耶路撒冷，一直被認為是該書的作者。他可能是在他的助手兼書記巴錄的幫助下，撰寫了這卷書。歷代志下提到，耶利米在約西亞王去世時也曾寫過哀歌（</w:t>
       </w:r>
-      <w:hyperlink r:id="rId18">
-        <w:r>
-          <w:rPr>
-            <w:lang w:val="zh_TW" w:bidi="zh_TW"/>
-          </w:rPr>
-          <w:rPr>
-            <w:color w:val="0000EE"/>
-            <w:u w:val="single"/>
-          </w:rPr>
-          <w:t>代下35:25</w:t>
-        </w:r>
-      </w:hyperlink>
+      <w:r>
+        <w:rPr>
+          <w:lang w:val="zh_TW" w:bidi="zh_TW"/>
+        </w:rPr>
+        <w:t>代下35:25</w:t>
+      </w:r>
       <w:r>
         <w:rPr>
           <w:lang w:val="zh_TW" w:bidi="zh_TW"/>
@@ -502,726 +460,432 @@
         </w:rPr>
         <w:t>耶利米書和耶利米哀歌有許多平行之處，以下是一些主題的對照：受苦的寡婦（</w:t>
       </w:r>
-      <w:hyperlink r:id="rId19">
-        <w:r>
-          <w:rPr>
-            <w:lang w:val="zh_TW" w:bidi="zh_TW"/>
-          </w:rPr>
-          <w:rPr>
-            <w:color w:val="0000EE"/>
-            <w:u w:val="single"/>
-          </w:rPr>
-          <w:t>1:1，</w:t>
-        </w:r>
-      </w:hyperlink>
-      <w:hyperlink r:id="rId20">
-        <w:r>
-          <w:rPr>
-            <w:lang w:val="zh_TW" w:bidi="zh_TW"/>
-          </w:rPr>
-          <w:rPr>
-            <w:color w:val="0000EE"/>
-            <w:u w:val="single"/>
-          </w:rPr>
-          <w:t>5:3</w:t>
-        </w:r>
-      </w:hyperlink>
+      <w:r>
+        <w:rPr>
+          <w:lang w:val="zh_TW" w:bidi="zh_TW"/>
+        </w:rPr>
+        <w:t>1:1，</w:t>
+      </w:r>
+      <w:r>
+        <w:rPr>
+          <w:lang w:val="zh_TW" w:bidi="zh_TW"/>
+        </w:rPr>
+        <w:t>5:3</w:t>
+      </w:r>
       <w:r>
         <w:rPr>
           <w:lang w:val="zh_TW" w:bidi="zh_TW"/>
         </w:rPr>
         <w:t>；參</w:t>
       </w:r>
-      <w:hyperlink r:id="rId21">
-        <w:r>
-          <w:rPr>
-            <w:lang w:val="zh_TW" w:bidi="zh_TW"/>
-          </w:rPr>
-          <w:rPr>
-            <w:color w:val="0000EE"/>
-            <w:u w:val="single"/>
-          </w:rPr>
-          <w:t>耶15:8，</w:t>
-        </w:r>
-      </w:hyperlink>
-      <w:hyperlink r:id="rId22">
-        <w:r>
-          <w:rPr>
-            <w:lang w:val="zh_TW" w:bidi="zh_TW"/>
-          </w:rPr>
-          <w:rPr>
-            <w:color w:val="0000EE"/>
-            <w:u w:val="single"/>
-          </w:rPr>
-          <w:t>18:21</w:t>
-        </w:r>
-      </w:hyperlink>
+      <w:r>
+        <w:rPr>
+          <w:lang w:val="zh_TW" w:bidi="zh_TW"/>
+        </w:rPr>
+        <w:t>耶15:8，</w:t>
+      </w:r>
+      <w:r>
+        <w:rPr>
+          <w:lang w:val="zh_TW" w:bidi="zh_TW"/>
+        </w:rPr>
+        <w:t>18:21</w:t>
+      </w:r>
       <w:r>
         <w:rPr>
           <w:lang w:val="zh_TW" w:bidi="zh_TW"/>
         </w:rPr>
         <w:t>）；哭泣的人（</w:t>
       </w:r>
-      <w:hyperlink r:id="rId23">
-        <w:r>
-          <w:rPr>
-            <w:lang w:val="zh_TW" w:bidi="zh_TW"/>
-          </w:rPr>
-          <w:rPr>
-            <w:color w:val="0000EE"/>
-            <w:u w:val="single"/>
-          </w:rPr>
-          <w:t>1:2</w:t>
-        </w:r>
-      </w:hyperlink>
+      <w:r>
+        <w:rPr>
+          <w:lang w:val="zh_TW" w:bidi="zh_TW"/>
+        </w:rPr>
+        <w:t>1:2</w:t>
+      </w:r>
       <w:r>
         <w:rPr>
           <w:lang w:val="zh_TW" w:bidi="zh_TW"/>
         </w:rPr>
         <w:t>、</w:t>
       </w:r>
-      <w:hyperlink r:id="rId24">
-        <w:r>
-          <w:rPr>
-            <w:lang w:val="zh_TW" w:bidi="zh_TW"/>
-          </w:rPr>
-          <w:rPr>
-            <w:color w:val="0000EE"/>
-            <w:u w:val="single"/>
-          </w:rPr>
-          <w:t>16，</w:t>
-        </w:r>
-      </w:hyperlink>
-      <w:hyperlink r:id="rId25">
-        <w:r>
-          <w:rPr>
-            <w:lang w:val="zh_TW" w:bidi="zh_TW"/>
-          </w:rPr>
-          <w:rPr>
-            <w:color w:val="0000EE"/>
-            <w:u w:val="single"/>
-          </w:rPr>
-          <w:t>2:18，</w:t>
-        </w:r>
-      </w:hyperlink>
-      <w:hyperlink r:id="rId26">
-        <w:r>
-          <w:rPr>
-            <w:lang w:val="zh_TW" w:bidi="zh_TW"/>
-          </w:rPr>
-          <w:rPr>
-            <w:color w:val="0000EE"/>
-            <w:u w:val="single"/>
-          </w:rPr>
-          <w:t>3:48–49</w:t>
-        </w:r>
-      </w:hyperlink>
+      <w:r>
+        <w:rPr>
+          <w:lang w:val="zh_TW" w:bidi="zh_TW"/>
+        </w:rPr>
+        <w:t>16，</w:t>
+      </w:r>
+      <w:r>
+        <w:rPr>
+          <w:lang w:val="zh_TW" w:bidi="zh_TW"/>
+        </w:rPr>
+        <w:t>2:18，</w:t>
+      </w:r>
+      <w:r>
+        <w:rPr>
+          <w:lang w:val="zh_TW" w:bidi="zh_TW"/>
+        </w:rPr>
+        <w:t>3:48–49</w:t>
+      </w:r>
       <w:r>
         <w:rPr>
           <w:lang w:val="zh_TW" w:bidi="zh_TW"/>
         </w:rPr>
         <w:t>；參</w:t>
       </w:r>
-      <w:hyperlink r:id="rId27">
-        <w:r>
-          <w:rPr>
-            <w:lang w:val="zh_TW" w:bidi="zh_TW"/>
-          </w:rPr>
-          <w:rPr>
-            <w:color w:val="0000EE"/>
-            <w:u w:val="single"/>
-          </w:rPr>
-          <w:t>耶4:8，</w:t>
-        </w:r>
-      </w:hyperlink>
-      <w:hyperlink r:id="rId28">
-        <w:r>
-          <w:rPr>
-            <w:lang w:val="zh_TW" w:bidi="zh_TW"/>
-          </w:rPr>
-          <w:rPr>
-            <w:color w:val="0000EE"/>
-            <w:u w:val="single"/>
-          </w:rPr>
-          <w:t>6:26，</w:t>
-        </w:r>
-      </w:hyperlink>
-      <w:hyperlink r:id="rId29">
-        <w:r>
-          <w:rPr>
-            <w:lang w:val="zh_TW" w:bidi="zh_TW"/>
-          </w:rPr>
-          <w:rPr>
-            <w:color w:val="0000EE"/>
-            <w:u w:val="single"/>
-          </w:rPr>
-          <w:t>9:1，</w:t>
-        </w:r>
-      </w:hyperlink>
-      <w:hyperlink r:id="rId30">
-        <w:r>
-          <w:rPr>
-            <w:lang w:val="zh_TW" w:bidi="zh_TW"/>
-          </w:rPr>
-          <w:rPr>
-            <w:color w:val="0000EE"/>
-            <w:u w:val="single"/>
-          </w:rPr>
-          <w:t>13:17，</w:t>
-        </w:r>
-      </w:hyperlink>
-      <w:hyperlink r:id="rId31">
-        <w:r>
-          <w:rPr>
-            <w:lang w:val="zh_TW" w:bidi="zh_TW"/>
-          </w:rPr>
-          <w:rPr>
-            <w:color w:val="0000EE"/>
-            <w:u w:val="single"/>
-          </w:rPr>
-          <w:t>14:17，</w:t>
-        </w:r>
-      </w:hyperlink>
-      <w:hyperlink r:id="rId32">
-        <w:r>
-          <w:rPr>
-            <w:lang w:val="zh_TW" w:bidi="zh_TW"/>
-          </w:rPr>
-          <w:rPr>
-            <w:color w:val="0000EE"/>
-            <w:u w:val="single"/>
-          </w:rPr>
-          <w:t>25:34</w:t>
-        </w:r>
-      </w:hyperlink>
+      <w:r>
+        <w:rPr>
+          <w:lang w:val="zh_TW" w:bidi="zh_TW"/>
+        </w:rPr>
+        <w:t>耶4:8，</w:t>
+      </w:r>
+      <w:r>
+        <w:rPr>
+          <w:lang w:val="zh_TW" w:bidi="zh_TW"/>
+        </w:rPr>
+        <w:t>6:26，</w:t>
+      </w:r>
+      <w:r>
+        <w:rPr>
+          <w:lang w:val="zh_TW" w:bidi="zh_TW"/>
+        </w:rPr>
+        <w:t>9:1，</w:t>
+      </w:r>
+      <w:r>
+        <w:rPr>
+          <w:lang w:val="zh_TW" w:bidi="zh_TW"/>
+        </w:rPr>
+        <w:t>13:17，</w:t>
+      </w:r>
+      <w:r>
+        <w:rPr>
+          <w:lang w:val="zh_TW" w:bidi="zh_TW"/>
+        </w:rPr>
+        <w:t>14:17，</w:t>
+      </w:r>
+      <w:r>
+        <w:rPr>
+          <w:lang w:val="zh_TW" w:bidi="zh_TW"/>
+        </w:rPr>
+        <w:t>25:34</w:t>
+      </w:r>
       <w:r>
         <w:rPr>
           <w:lang w:val="zh_TW" w:bidi="zh_TW"/>
         </w:rPr>
         <w:t>）；罪（</w:t>
       </w:r>
-      <w:hyperlink r:id="rId33">
-        <w:r>
-          <w:rPr>
-            <w:lang w:val="zh_TW" w:bidi="zh_TW"/>
-          </w:rPr>
-          <w:rPr>
-            <w:color w:val="0000EE"/>
-            <w:u w:val="single"/>
-          </w:rPr>
-          <w:t>1:5</w:t>
-        </w:r>
-      </w:hyperlink>
+      <w:r>
+        <w:rPr>
+          <w:lang w:val="zh_TW" w:bidi="zh_TW"/>
+        </w:rPr>
+        <w:t>1:5</w:t>
+      </w:r>
       <w:r>
         <w:rPr>
           <w:lang w:val="zh_TW" w:bidi="zh_TW"/>
         </w:rPr>
         <w:t>、</w:t>
       </w:r>
-      <w:hyperlink r:id="rId34">
-        <w:r>
-          <w:rPr>
-            <w:lang w:val="zh_TW" w:bidi="zh_TW"/>
-          </w:rPr>
-          <w:rPr>
-            <w:color w:val="0000EE"/>
-            <w:u w:val="single"/>
-          </w:rPr>
-          <w:t>10</w:t>
-        </w:r>
-      </w:hyperlink>
+      <w:r>
+        <w:rPr>
+          <w:lang w:val="zh_TW" w:bidi="zh_TW"/>
+        </w:rPr>
+        <w:t>10</w:t>
+      </w:r>
       <w:r>
         <w:rPr>
           <w:lang w:val="zh_TW" w:bidi="zh_TW"/>
         </w:rPr>
         <w:t>、</w:t>
       </w:r>
-      <w:hyperlink r:id="rId35">
-        <w:r>
-          <w:rPr>
-            <w:lang w:val="zh_TW" w:bidi="zh_TW"/>
-          </w:rPr>
-          <w:rPr>
-            <w:color w:val="0000EE"/>
-            <w:u w:val="single"/>
-          </w:rPr>
-          <w:t>18</w:t>
-        </w:r>
-      </w:hyperlink>
+      <w:r>
+        <w:rPr>
+          <w:lang w:val="zh_TW" w:bidi="zh_TW"/>
+        </w:rPr>
+        <w:t>18</w:t>
+      </w:r>
       <w:r>
         <w:rPr>
           <w:lang w:val="zh_TW" w:bidi="zh_TW"/>
         </w:rPr>
         <w:t>、</w:t>
       </w:r>
-      <w:hyperlink r:id="rId36">
-        <w:r>
-          <w:rPr>
-            <w:lang w:val="zh_TW" w:bidi="zh_TW"/>
-          </w:rPr>
-          <w:rPr>
-            <w:color w:val="0000EE"/>
-            <w:u w:val="single"/>
-          </w:rPr>
-          <w:t>22，</w:t>
-        </w:r>
-      </w:hyperlink>
-      <w:hyperlink r:id="rId37">
-        <w:r>
-          <w:rPr>
-            <w:lang w:val="zh_TW" w:bidi="zh_TW"/>
-          </w:rPr>
-          <w:rPr>
-            <w:color w:val="0000EE"/>
-            <w:u w:val="single"/>
-          </w:rPr>
-          <w:t>3:42，</w:t>
-        </w:r>
-      </w:hyperlink>
-      <w:hyperlink r:id="rId38">
-        <w:r>
-          <w:rPr>
-            <w:lang w:val="zh_TW" w:bidi="zh_TW"/>
-          </w:rPr>
-          <w:rPr>
-            <w:color w:val="0000EE"/>
-            <w:u w:val="single"/>
-          </w:rPr>
-          <w:t>4:13–14，</w:t>
-        </w:r>
-      </w:hyperlink>
-      <w:hyperlink r:id="rId39">
-        <w:r>
-          <w:rPr>
-            <w:lang w:val="zh_TW" w:bidi="zh_TW"/>
-          </w:rPr>
-          <w:rPr>
-            <w:color w:val="0000EE"/>
-            <w:u w:val="single"/>
-          </w:rPr>
-          <w:t>5:7</w:t>
-        </w:r>
-      </w:hyperlink>
+      <w:r>
+        <w:rPr>
+          <w:lang w:val="zh_TW" w:bidi="zh_TW"/>
+        </w:rPr>
+        <w:t>22，</w:t>
+      </w:r>
+      <w:r>
+        <w:rPr>
+          <w:lang w:val="zh_TW" w:bidi="zh_TW"/>
+        </w:rPr>
+        <w:t>3:42，</w:t>
+      </w:r>
+      <w:r>
+        <w:rPr>
+          <w:lang w:val="zh_TW" w:bidi="zh_TW"/>
+        </w:rPr>
+        <w:t>4:13–14，</w:t>
+      </w:r>
+      <w:r>
+        <w:rPr>
+          <w:lang w:val="zh_TW" w:bidi="zh_TW"/>
+        </w:rPr>
+        <w:t>5:7</w:t>
+      </w:r>
       <w:r>
         <w:rPr>
           <w:lang w:val="zh_TW" w:bidi="zh_TW"/>
         </w:rPr>
         <w:t>；參</w:t>
       </w:r>
-      <w:hyperlink r:id="rId40">
-        <w:r>
-          <w:rPr>
-            <w:lang w:val="zh_TW" w:bidi="zh_TW"/>
-          </w:rPr>
-          <w:rPr>
-            <w:color w:val="0000EE"/>
-            <w:u w:val="single"/>
-          </w:rPr>
-          <w:t>耶2:34，</w:t>
-        </w:r>
-      </w:hyperlink>
-      <w:hyperlink r:id="rId41">
-        <w:r>
-          <w:rPr>
-            <w:lang w:val="zh_TW" w:bidi="zh_TW"/>
-          </w:rPr>
-          <w:rPr>
-            <w:color w:val="0000EE"/>
-            <w:u w:val="single"/>
-          </w:rPr>
-          <w:t>4:17，</w:t>
-        </w:r>
-      </w:hyperlink>
-      <w:hyperlink r:id="rId42">
-        <w:r>
-          <w:rPr>
-            <w:lang w:val="zh_TW" w:bidi="zh_TW"/>
-          </w:rPr>
-          <w:rPr>
-            <w:color w:val="0000EE"/>
-            <w:u w:val="single"/>
-          </w:rPr>
-          <w:t>14:20，</w:t>
-        </w:r>
-      </w:hyperlink>
-      <w:hyperlink r:id="rId43">
-        <w:r>
-          <w:rPr>
-            <w:lang w:val="zh_TW" w:bidi="zh_TW"/>
-          </w:rPr>
-          <w:rPr>
-            <w:color w:val="0000EE"/>
-            <w:u w:val="single"/>
-          </w:rPr>
-          <w:t>30:14–16，</w:t>
-        </w:r>
-      </w:hyperlink>
-      <w:hyperlink r:id="rId44">
-        <w:r>
-          <w:rPr>
-            <w:lang w:val="zh_TW" w:bidi="zh_TW"/>
-          </w:rPr>
-          <w:rPr>
-            <w:color w:val="0000EE"/>
-            <w:u w:val="single"/>
-          </w:rPr>
-          <w:t>31:29，</w:t>
-        </w:r>
-      </w:hyperlink>
-      <w:hyperlink r:id="rId45">
-        <w:r>
-          <w:rPr>
-            <w:lang w:val="zh_TW" w:bidi="zh_TW"/>
-          </w:rPr>
-          <w:rPr>
-            <w:color w:val="0000EE"/>
-            <w:u w:val="single"/>
-          </w:rPr>
-          <w:t>51:51</w:t>
-        </w:r>
-      </w:hyperlink>
+      <w:r>
+        <w:rPr>
+          <w:lang w:val="zh_TW" w:bidi="zh_TW"/>
+        </w:rPr>
+        <w:t>耶2:34，</w:t>
+      </w:r>
+      <w:r>
+        <w:rPr>
+          <w:lang w:val="zh_TW" w:bidi="zh_TW"/>
+        </w:rPr>
+        <w:t>4:17，</w:t>
+      </w:r>
+      <w:r>
+        <w:rPr>
+          <w:lang w:val="zh_TW" w:bidi="zh_TW"/>
+        </w:rPr>
+        <w:t>14:20，</w:t>
+      </w:r>
+      <w:r>
+        <w:rPr>
+          <w:lang w:val="zh_TW" w:bidi="zh_TW"/>
+        </w:rPr>
+        <w:t>30:14–16，</w:t>
+      </w:r>
+      <w:r>
+        <w:rPr>
+          <w:lang w:val="zh_TW" w:bidi="zh_TW"/>
+        </w:rPr>
+        <w:t>31:29，</w:t>
+      </w:r>
+      <w:r>
+        <w:rPr>
+          <w:lang w:val="zh_TW" w:bidi="zh_TW"/>
+        </w:rPr>
+        <w:t>51:51</w:t>
+      </w:r>
       <w:r>
         <w:rPr>
           <w:lang w:val="zh_TW" w:bidi="zh_TW"/>
         </w:rPr>
         <w:t>）；懲罰（</w:t>
       </w:r>
-      <w:hyperlink r:id="rId46">
-        <w:r>
-          <w:rPr>
-            <w:lang w:val="zh_TW" w:bidi="zh_TW"/>
-          </w:rPr>
-          <w:rPr>
-            <w:color w:val="0000EE"/>
-            <w:u w:val="single"/>
-          </w:rPr>
-          <w:t>2:2–22，</w:t>
-        </w:r>
-      </w:hyperlink>
-      <w:hyperlink r:id="rId47">
-        <w:r>
-          <w:rPr>
-            <w:lang w:val="zh_TW" w:bidi="zh_TW"/>
-          </w:rPr>
-          <w:rPr>
-            <w:color w:val="0000EE"/>
-            <w:u w:val="single"/>
-          </w:rPr>
-          <w:t>3:39，</w:t>
-        </w:r>
-      </w:hyperlink>
-      <w:hyperlink r:id="rId48">
-        <w:r>
-          <w:rPr>
-            <w:lang w:val="zh_TW" w:bidi="zh_TW"/>
-          </w:rPr>
-          <w:rPr>
-            <w:color w:val="0000EE"/>
-            <w:u w:val="single"/>
-          </w:rPr>
-          <w:t>5:14–16</w:t>
-        </w:r>
-      </w:hyperlink>
+      <w:r>
+        <w:rPr>
+          <w:lang w:val="zh_TW" w:bidi="zh_TW"/>
+        </w:rPr>
+        <w:t>2:2–22，</w:t>
+      </w:r>
+      <w:r>
+        <w:rPr>
+          <w:lang w:val="zh_TW" w:bidi="zh_TW"/>
+        </w:rPr>
+        <w:t>3:39，</w:t>
+      </w:r>
+      <w:r>
+        <w:rPr>
+          <w:lang w:val="zh_TW" w:bidi="zh_TW"/>
+        </w:rPr>
+        <w:t>5:14–16</w:t>
+      </w:r>
       <w:r>
         <w:rPr>
           <w:lang w:val="zh_TW" w:bidi="zh_TW"/>
         </w:rPr>
         <w:t>；參</w:t>
       </w:r>
-      <w:hyperlink r:id="rId49">
-        <w:r>
-          <w:rPr>
-            <w:lang w:val="zh_TW" w:bidi="zh_TW"/>
-          </w:rPr>
-          <w:rPr>
-            <w:color w:val="0000EE"/>
-            <w:u w:val="single"/>
-          </w:rPr>
-          <w:t>耶6:11</w:t>
-        </w:r>
-      </w:hyperlink>
+      <w:r>
+        <w:rPr>
+          <w:lang w:val="zh_TW" w:bidi="zh_TW"/>
+        </w:rPr>
+        <w:t>耶6:11</w:t>
+      </w:r>
       <w:r>
         <w:rPr>
           <w:lang w:val="zh_TW" w:bidi="zh_TW"/>
         </w:rPr>
         <w:t>、</w:t>
       </w:r>
-      <w:hyperlink r:id="rId50">
-        <w:r>
-          <w:rPr>
-            <w:lang w:val="zh_TW" w:bidi="zh_TW"/>
-          </w:rPr>
-          <w:rPr>
-            <w:color w:val="0000EE"/>
-            <w:u w:val="single"/>
-          </w:rPr>
-          <w:t>25，</w:t>
-        </w:r>
-      </w:hyperlink>
-      <w:hyperlink r:id="rId51">
-        <w:r>
-          <w:rPr>
-            <w:lang w:val="zh_TW" w:bidi="zh_TW"/>
-          </w:rPr>
-          <w:rPr>
-            <w:color w:val="0000EE"/>
-            <w:u w:val="single"/>
-          </w:rPr>
-          <w:t>7:14，</w:t>
-        </w:r>
-      </w:hyperlink>
-      <w:hyperlink r:id="rId52">
-        <w:r>
-          <w:rPr>
-            <w:lang w:val="zh_TW" w:bidi="zh_TW"/>
-          </w:rPr>
-          <w:rPr>
-            <w:color w:val="0000EE"/>
-            <w:u w:val="single"/>
-          </w:rPr>
-          <w:t>16:2–4，</w:t>
-        </w:r>
-      </w:hyperlink>
-      <w:hyperlink r:id="rId22">
-        <w:r>
-          <w:rPr>
-            <w:lang w:val="zh_TW" w:bidi="zh_TW"/>
-          </w:rPr>
-          <w:rPr>
-            <w:color w:val="0000EE"/>
-            <w:u w:val="single"/>
-          </w:rPr>
-          <w:t>18:21，</w:t>
-        </w:r>
-      </w:hyperlink>
-      <w:hyperlink r:id="rId53">
-        <w:r>
-          <w:rPr>
-            <w:lang w:val="zh_TW" w:bidi="zh_TW"/>
-          </w:rPr>
-          <w:rPr>
-            <w:color w:val="0000EE"/>
-            <w:u w:val="single"/>
-          </w:rPr>
-          <w:t>51:30</w:t>
-        </w:r>
-      </w:hyperlink>
+      <w:r>
+        <w:rPr>
+          <w:lang w:val="zh_TW" w:bidi="zh_TW"/>
+        </w:rPr>
+        <w:t>25，</w:t>
+      </w:r>
+      <w:r>
+        <w:rPr>
+          <w:lang w:val="zh_TW" w:bidi="zh_TW"/>
+        </w:rPr>
+        <w:t>7:14，</w:t>
+      </w:r>
+      <w:r>
+        <w:rPr>
+          <w:lang w:val="zh_TW" w:bidi="zh_TW"/>
+        </w:rPr>
+        <w:t>16:2–4，</w:t>
+      </w:r>
+      <w:r>
+        <w:rPr>
+          <w:lang w:val="zh_TW" w:bidi="zh_TW"/>
+        </w:rPr>
+        <w:t>18:21，</w:t>
+      </w:r>
+      <w:r>
+        <w:rPr>
+          <w:lang w:val="zh_TW" w:bidi="zh_TW"/>
+        </w:rPr>
+        <w:t>51:30</w:t>
+      </w:r>
       <w:r>
         <w:rPr>
           <w:lang w:val="zh_TW" w:bidi="zh_TW"/>
         </w:rPr>
         <w:t>、</w:t>
       </w:r>
-      <w:hyperlink r:id="rId54">
-        <w:r>
-          <w:rPr>
-            <w:lang w:val="zh_TW" w:bidi="zh_TW"/>
-          </w:rPr>
-          <w:rPr>
-            <w:color w:val="0000EE"/>
-            <w:u w:val="single"/>
-          </w:rPr>
-          <w:t>34，</w:t>
-        </w:r>
-      </w:hyperlink>
-      <w:hyperlink r:id="rId55">
-        <w:r>
-          <w:rPr>
-            <w:lang w:val="zh_TW" w:bidi="zh_TW"/>
-          </w:rPr>
-          <w:rPr>
-            <w:color w:val="0000EE"/>
-            <w:u w:val="single"/>
-          </w:rPr>
-          <w:t>52:14</w:t>
-        </w:r>
-      </w:hyperlink>
+      <w:r>
+        <w:rPr>
+          <w:lang w:val="zh_TW" w:bidi="zh_TW"/>
+        </w:rPr>
+        <w:t>34，</w:t>
+      </w:r>
+      <w:r>
+        <w:rPr>
+          <w:lang w:val="zh_TW" w:bidi="zh_TW"/>
+        </w:rPr>
+        <w:t>52:14</w:t>
+      </w:r>
       <w:r>
         <w:rPr>
           <w:lang w:val="zh_TW" w:bidi="zh_TW"/>
         </w:rPr>
         <w:t>）；假先知（</w:t>
       </w:r>
-      <w:hyperlink r:id="rId56">
-        <w:r>
-          <w:rPr>
-            <w:lang w:val="zh_TW" w:bidi="zh_TW"/>
-          </w:rPr>
-          <w:rPr>
-            <w:color w:val="0000EE"/>
-            <w:u w:val="single"/>
-          </w:rPr>
-          <w:t>2:14</w:t>
-        </w:r>
-      </w:hyperlink>
+      <w:r>
+        <w:rPr>
+          <w:lang w:val="zh_TW" w:bidi="zh_TW"/>
+        </w:rPr>
+        <w:t>2:14</w:t>
+      </w:r>
       <w:r>
         <w:rPr>
           <w:lang w:val="zh_TW" w:bidi="zh_TW"/>
         </w:rPr>
         <w:t>；參</w:t>
       </w:r>
-      <w:hyperlink r:id="rId57">
-        <w:r>
-          <w:rPr>
-            <w:lang w:val="zh_TW" w:bidi="zh_TW"/>
-          </w:rPr>
-          <w:rPr>
-            <w:color w:val="0000EE"/>
-            <w:u w:val="single"/>
-          </w:rPr>
-          <w:t>耶23:25–29，</w:t>
-        </w:r>
-      </w:hyperlink>
-      <w:hyperlink r:id="rId58">
-        <w:r>
-          <w:rPr>
-            <w:lang w:val="zh_TW" w:bidi="zh_TW"/>
-          </w:rPr>
-          <w:rPr>
-            <w:color w:val="0000EE"/>
-            <w:u w:val="single"/>
-          </w:rPr>
-          <w:t>29:8–9</w:t>
-        </w:r>
-      </w:hyperlink>
+      <w:r>
+        <w:rPr>
+          <w:lang w:val="zh_TW" w:bidi="zh_TW"/>
+        </w:rPr>
+        <w:t>耶23:25–29，</w:t>
+      </w:r>
+      <w:r>
+        <w:rPr>
+          <w:lang w:val="zh_TW" w:bidi="zh_TW"/>
+        </w:rPr>
+        <w:t>29:8–9</w:t>
+      </w:r>
       <w:r>
         <w:rPr>
           <w:lang w:val="zh_TW" w:bidi="zh_TW"/>
         </w:rPr>
         <w:t>）；苦澀（</w:t>
       </w:r>
-      <w:hyperlink r:id="rId59">
-        <w:r>
-          <w:rPr>
-            <w:lang w:val="zh_TW" w:bidi="zh_TW"/>
-          </w:rPr>
-          <w:rPr>
-            <w:color w:val="0000EE"/>
-            <w:u w:val="single"/>
-          </w:rPr>
-          <w:t>3:19</w:t>
-        </w:r>
-      </w:hyperlink>
+      <w:r>
+        <w:rPr>
+          <w:lang w:val="zh_TW" w:bidi="zh_TW"/>
+        </w:rPr>
+        <w:t>3:19</w:t>
+      </w:r>
       <w:r>
         <w:rPr>
           <w:lang w:val="zh_TW" w:bidi="zh_TW"/>
         </w:rPr>
         <w:t>；參</w:t>
       </w:r>
-      <w:hyperlink r:id="rId60">
-        <w:r>
-          <w:rPr>
-            <w:lang w:val="zh_TW" w:bidi="zh_TW"/>
-          </w:rPr>
-          <w:rPr>
-            <w:color w:val="0000EE"/>
-            <w:u w:val="single"/>
-          </w:rPr>
-          <w:t>耶9:15</w:t>
-        </w:r>
-      </w:hyperlink>
+      <w:r>
+        <w:rPr>
+          <w:lang w:val="zh_TW" w:bidi="zh_TW"/>
+        </w:rPr>
+        <w:t>耶9:15</w:t>
+      </w:r>
       <w:r>
         <w:rPr>
           <w:lang w:val="zh_TW" w:bidi="zh_TW"/>
         </w:rPr>
         <w:t>）；牢房（</w:t>
       </w:r>
-      <w:hyperlink r:id="rId61">
-        <w:r>
-          <w:rPr>
-            <w:lang w:val="zh_TW" w:bidi="zh_TW"/>
-          </w:rPr>
-          <w:rPr>
-            <w:color w:val="0000EE"/>
-            <w:u w:val="single"/>
-          </w:rPr>
-          <w:t>3:53</w:t>
-        </w:r>
-      </w:hyperlink>
+      <w:r>
+        <w:rPr>
+          <w:lang w:val="zh_TW" w:bidi="zh_TW"/>
+        </w:rPr>
+        <w:t>3:53</w:t>
+      </w:r>
       <w:r>
         <w:rPr>
           <w:lang w:val="zh_TW" w:bidi="zh_TW"/>
         </w:rPr>
         <w:t>、</w:t>
       </w:r>
-      <w:hyperlink r:id="rId62">
-        <w:r>
-          <w:rPr>
-            <w:lang w:val="zh_TW" w:bidi="zh_TW"/>
-          </w:rPr>
-          <w:rPr>
-            <w:color w:val="0000EE"/>
-            <w:u w:val="single"/>
-          </w:rPr>
-          <w:t>55</w:t>
-        </w:r>
-      </w:hyperlink>
+      <w:r>
+        <w:rPr>
+          <w:lang w:val="zh_TW" w:bidi="zh_TW"/>
+        </w:rPr>
+        <w:t>55</w:t>
+      </w:r>
       <w:r>
         <w:rPr>
           <w:lang w:val="zh_TW" w:bidi="zh_TW"/>
         </w:rPr>
         <w:t>；參</w:t>
       </w:r>
-      <w:hyperlink r:id="rId63">
-        <w:r>
-          <w:rPr>
-            <w:lang w:val="zh_TW" w:bidi="zh_TW"/>
-          </w:rPr>
-          <w:rPr>
-            <w:color w:val="0000EE"/>
-            <w:u w:val="single"/>
-          </w:rPr>
-          <w:t>耶37:16，</w:t>
-        </w:r>
-      </w:hyperlink>
-      <w:hyperlink r:id="rId64">
-        <w:r>
-          <w:rPr>
-            <w:lang w:val="zh_TW" w:bidi="zh_TW"/>
-          </w:rPr>
-          <w:rPr>
-            <w:color w:val="0000EE"/>
-            <w:u w:val="single"/>
-          </w:rPr>
-          <w:t>38:6–13</w:t>
-        </w:r>
-      </w:hyperlink>
+      <w:r>
+        <w:rPr>
+          <w:lang w:val="zh_TW" w:bidi="zh_TW"/>
+        </w:rPr>
+        <w:t>耶37:16，</w:t>
+      </w:r>
+      <w:r>
+        <w:rPr>
+          <w:lang w:val="zh_TW" w:bidi="zh_TW"/>
+        </w:rPr>
+        <w:t>38:6–13</w:t>
+      </w:r>
       <w:r>
         <w:rPr>
           <w:lang w:val="zh_TW" w:bidi="zh_TW"/>
         </w:rPr>
         <w:t>）；瓦器（</w:t>
       </w:r>
-      <w:hyperlink r:id="rId65">
-        <w:r>
-          <w:rPr>
-            <w:lang w:val="zh_TW" w:bidi="zh_TW"/>
-          </w:rPr>
-          <w:rPr>
-            <w:color w:val="0000EE"/>
-            <w:u w:val="single"/>
-          </w:rPr>
-          <w:t>4:2</w:t>
-        </w:r>
-      </w:hyperlink>
+      <w:r>
+        <w:rPr>
+          <w:lang w:val="zh_TW" w:bidi="zh_TW"/>
+        </w:rPr>
+        <w:t>4:2</w:t>
+      </w:r>
       <w:r>
         <w:rPr>
           <w:lang w:val="zh_TW" w:bidi="zh_TW"/>
         </w:rPr>
         <w:t>；參</w:t>
       </w:r>
-      <w:hyperlink r:id="rId66">
-        <w:r>
-          <w:rPr>
-            <w:lang w:val="zh_TW" w:bidi="zh_TW"/>
-          </w:rPr>
-          <w:rPr>
-            <w:color w:val="0000EE"/>
-            <w:u w:val="single"/>
-          </w:rPr>
-          <w:t>耶19:11</w:t>
-        </w:r>
-      </w:hyperlink>
+      <w:r>
+        <w:rPr>
+          <w:lang w:val="zh_TW" w:bidi="zh_TW"/>
+        </w:rPr>
+        <w:t>耶19:11</w:t>
+      </w:r>
       <w:r>
         <w:rPr>
           <w:lang w:val="zh_TW" w:bidi="zh_TW"/>
@@ -1267,36 +931,24 @@
         </w:rPr>
         <w:t>耶利米哀歌的作者在這場災難中找到意義。神的百姓因為敬拜假神和道德敗壞，親手招來這場毀滅。他們拒絕神的主權，違背與神所立的約，因此神按著祂所應許的審判了他們（見</w:t>
       </w:r>
-      <w:hyperlink r:id="rId67">
-        <w:r>
-          <w:rPr>
-            <w:lang w:val="zh_TW" w:bidi="zh_TW"/>
-          </w:rPr>
-          <w:rPr>
-            <w:color w:val="0000EE"/>
-            <w:u w:val="single"/>
-          </w:rPr>
-          <w:t>申28:32–53</w:t>
-        </w:r>
-      </w:hyperlink>
+      <w:r>
+        <w:rPr>
+          <w:lang w:val="zh_TW" w:bidi="zh_TW"/>
+        </w:rPr>
+        <w:t>申28:32–53</w:t>
+      </w:r>
       <w:r>
         <w:rPr>
           <w:lang w:val="zh_TW" w:bidi="zh_TW"/>
         </w:rPr>
         <w:t>）。神的懲罰是公義的（見</w:t>
       </w:r>
-      <w:hyperlink r:id="rId35">
-        <w:r>
-          <w:rPr>
-            <w:lang w:val="zh_TW" w:bidi="zh_TW"/>
-          </w:rPr>
-          <w:rPr>
-            <w:color w:val="0000EE"/>
-            <w:u w:val="single"/>
-          </w:rPr>
-          <w:t>哀1:18</w:t>
-        </w:r>
-      </w:hyperlink>
+      <w:r>
+        <w:rPr>
+          <w:lang w:val="zh_TW" w:bidi="zh_TW"/>
+        </w:rPr>
+        <w:t>哀1:18</w:t>
+      </w:r>
       <w:r>
         <w:rPr>
           <w:lang w:val="zh_TW" w:bidi="zh_TW"/>
@@ -1317,18 +969,12 @@
         </w:rPr>
         <w:t>那未來將會如何呢？就是真正尋求神的人仍然有盼望。在極度哀痛中，那些心靈受苦的人仍可向神懇求，並經歷祂的憐憫、赦免與恢復。苦難或許會壓垮人的靈魂，但盼望能帶來光明。神是永恆的，祂掌管宇宙萬有。雖然疑惑與恐懼不斷侵襲人的心靈，但神仍是可信的。神的忿怒雖然公正，卻是暫時的。當人開始認罪悔改時，祂的忿怒就止息，人便能再次歌頌神的信實（</w:t>
       </w:r>
-      <w:hyperlink r:id="rId68">
-        <w:r>
-          <w:rPr>
-            <w:lang w:val="zh_TW" w:bidi="zh_TW"/>
-          </w:rPr>
-          <w:rPr>
-            <w:color w:val="0000EE"/>
-            <w:u w:val="single"/>
-          </w:rPr>
-          <w:t>哀3:21–26</w:t>
-        </w:r>
-      </w:hyperlink>
+      <w:r>
+        <w:rPr>
+          <w:lang w:val="zh_TW" w:bidi="zh_TW"/>
+        </w:rPr>
+        <w:t>哀3:21–26</w:t>
+      </w:r>
       <w:r>
         <w:rPr>
           <w:lang w:val="zh_TW" w:bidi="zh_TW"/>
